--- a/lab3/lab3.docx
+++ b/lab3/lab3.docx
@@ -59,6 +59,7 @@
         <w:pageBreakBefore w:val="0"/>
         <w:widowControl/>
         <w:numPr>
+          <w:ilvl w:val="0"/>
           <w:numId w:val="0"/>
         </w:numPr>
         <w:tabs>
@@ -136,6 +137,7 @@
         <w:pageBreakBefore w:val="0"/>
         <w:widowControl/>
         <w:numPr>
+          <w:ilvl w:val="0"/>
           <w:numId w:val="0"/>
         </w:numPr>
         <w:tabs>
@@ -320,7 +322,9 @@
         </w:tblBorders>
         <w:tblLayout w:type="autofit"/>
         <w:tblCellMar>
+          <w:top w:w="0" w:type="dxa"/>
           <w:left w:w="108" w:type="dxa"/>
+          <w:bottom w:w="0" w:type="dxa"/>
           <w:right w:w="108" w:type="dxa"/>
         </w:tblCellMar>
       </w:tblPr>
@@ -345,6 +349,7 @@
               <w:pageBreakBefore w:val="0"/>
               <w:widowControl/>
               <w:numPr>
+                <w:ilvl w:val="0"/>
                 <w:numId w:val="0"/>
               </w:numPr>
               <w:tabs>
@@ -396,6 +401,7 @@
               <w:pageBreakBefore w:val="0"/>
               <w:widowControl/>
               <w:numPr>
+                <w:ilvl w:val="0"/>
                 <w:numId w:val="0"/>
               </w:numPr>
               <w:tabs>
@@ -447,6 +453,7 @@
               <w:pageBreakBefore w:val="0"/>
               <w:widowControl/>
               <w:numPr>
+                <w:ilvl w:val="0"/>
                 <w:numId w:val="0"/>
               </w:numPr>
               <w:tabs>
@@ -500,6 +507,7 @@
               <w:pageBreakBefore w:val="0"/>
               <w:widowControl/>
               <w:numPr>
+                <w:ilvl w:val="0"/>
                 <w:numId w:val="0"/>
               </w:numPr>
               <w:tabs>
@@ -551,6 +559,7 @@
               <w:pageBreakBefore w:val="0"/>
               <w:widowControl/>
               <w:numPr>
+                <w:ilvl w:val="0"/>
                 <w:numId w:val="0"/>
               </w:numPr>
               <w:tabs>
@@ -602,6 +611,7 @@
               <w:pageBreakBefore w:val="0"/>
               <w:widowControl/>
               <w:numPr>
+                <w:ilvl w:val="0"/>
                 <w:numId w:val="0"/>
               </w:numPr>
               <w:tabs>
@@ -658,6 +668,7 @@
               <w:pageBreakBefore w:val="0"/>
               <w:widowControl/>
               <w:numPr>
+                <w:ilvl w:val="0"/>
                 <w:numId w:val="0"/>
               </w:numPr>
               <w:tabs>
@@ -709,6 +720,7 @@
               <w:pageBreakBefore w:val="0"/>
               <w:widowControl/>
               <w:numPr>
+                <w:ilvl w:val="0"/>
                 <w:numId w:val="0"/>
               </w:numPr>
               <w:tabs>
@@ -760,6 +772,7 @@
               <w:pageBreakBefore w:val="0"/>
               <w:widowControl/>
               <w:numPr>
+                <w:ilvl w:val="0"/>
                 <w:numId w:val="0"/>
               </w:numPr>
               <w:tabs>
@@ -813,6 +826,7 @@
               <w:pageBreakBefore w:val="0"/>
               <w:widowControl/>
               <w:numPr>
+                <w:ilvl w:val="0"/>
                 <w:numId w:val="0"/>
               </w:numPr>
               <w:tabs>
@@ -864,6 +878,7 @@
               <w:pageBreakBefore w:val="0"/>
               <w:widowControl/>
               <w:numPr>
+                <w:ilvl w:val="0"/>
                 <w:numId w:val="0"/>
               </w:numPr>
               <w:tabs>
@@ -915,6 +930,7 @@
               <w:pageBreakBefore w:val="0"/>
               <w:widowControl/>
               <w:numPr>
+                <w:ilvl w:val="0"/>
                 <w:numId w:val="0"/>
               </w:numPr>
               <w:tabs>
@@ -968,6 +984,7 @@
               <w:pageBreakBefore w:val="0"/>
               <w:widowControl/>
               <w:numPr>
+                <w:ilvl w:val="0"/>
                 <w:numId w:val="0"/>
               </w:numPr>
               <w:tabs>
@@ -1019,6 +1036,7 @@
               <w:pageBreakBefore w:val="0"/>
               <w:widowControl/>
               <w:numPr>
+                <w:ilvl w:val="0"/>
                 <w:numId w:val="0"/>
               </w:numPr>
               <w:tabs>
@@ -1070,6 +1088,7 @@
               <w:pageBreakBefore w:val="0"/>
               <w:widowControl/>
               <w:numPr>
+                <w:ilvl w:val="0"/>
                 <w:numId w:val="0"/>
               </w:numPr>
               <w:tabs>
@@ -1164,6 +1183,7 @@
         <w:pageBreakBefore w:val="0"/>
         <w:widowControl/>
         <w:numPr>
+          <w:ilvl w:val="0"/>
           <w:numId w:val="0"/>
         </w:numPr>
         <w:tabs>
@@ -1476,6 +1496,7 @@
           <w:p>
             <w:pPr>
               <w:keepLines/>
+              <w:widowControl w:val="0"/>
               <w:jc w:val="center"/>
               <w:rPr>
                 <w:bCs/>
@@ -1500,6 +1521,7 @@
           <w:p>
             <w:pPr>
               <w:keepLines/>
+              <w:widowControl w:val="0"/>
               <w:jc w:val="center"/>
               <w:rPr>
                 <w:bCs/>
@@ -1526,6 +1548,7 @@
           <w:p>
             <w:pPr>
               <w:keepLines/>
+              <w:widowControl w:val="0"/>
               <w:jc w:val="both"/>
               <w:rPr>
                 <w:rFonts w:hint="default" w:ascii="Times New Roman Regular" w:hAnsi="Times New Roman Regular" w:cs="Times New Roman Regular"/>
@@ -1587,6 +1610,7 @@
           <w:p>
             <w:pPr>
               <w:keepLines/>
+              <w:widowControl w:val="0"/>
               <w:jc w:val="both"/>
               <w:rPr>
                 <w:rFonts w:hint="default" w:ascii="Times New Roman Regular" w:hAnsi="Times New Roman Regular" w:cs="Times New Roman Regular"/>
@@ -1613,6 +1637,7 @@
           <w:p>
             <w:pPr>
               <w:keepLines/>
+              <w:widowControl w:val="0"/>
               <w:jc w:val="both"/>
               <w:rPr>
                 <w:rFonts w:hint="default" w:ascii="Times New Roman Regular" w:hAnsi="Times New Roman Regular" w:cs="Times New Roman Regular"/>
@@ -1643,6 +1668,7 @@
           <w:p>
             <w:pPr>
               <w:keepLines/>
+              <w:widowControl w:val="0"/>
               <w:jc w:val="both"/>
               <w:rPr>
                 <w:rFonts w:hint="default" w:ascii="Times New Roman Regular" w:hAnsi="Times New Roman Regular" w:cs="Times New Roman Regular"/>
@@ -1701,6 +1727,7 @@
           <w:p>
             <w:pPr>
               <w:keepLines/>
+              <w:widowControl w:val="0"/>
               <w:jc w:val="both"/>
               <w:rPr>
                 <w:rFonts w:hint="default" w:ascii="Times New Roman Regular" w:hAnsi="Times New Roman Regular" w:cs="Times New Roman Regular"/>
@@ -1727,6 +1754,7 @@
           <w:p>
             <w:pPr>
               <w:keepLines/>
+              <w:widowControl w:val="0"/>
               <w:numPr>
                 <w:ilvl w:val="0"/>
                 <w:numId w:val="12"/>
@@ -1764,6 +1792,7 @@
           <w:p>
             <w:pPr>
               <w:keepLines/>
+              <w:widowControl w:val="0"/>
               <w:numPr>
                 <w:ilvl w:val="0"/>
                 <w:numId w:val="12"/>
@@ -1791,6 +1820,7 @@
           <w:p>
             <w:pPr>
               <w:keepLines/>
+              <w:widowControl w:val="0"/>
               <w:numPr>
                 <w:ilvl w:val="0"/>
                 <w:numId w:val="12"/>
@@ -1818,6 +1848,7 @@
           <w:p>
             <w:pPr>
               <w:keepLines/>
+              <w:widowControl w:val="0"/>
               <w:numPr>
                 <w:ilvl w:val="0"/>
                 <w:numId w:val="12"/>
@@ -1845,6 +1876,7 @@
           <w:p>
             <w:pPr>
               <w:keepLines/>
+              <w:widowControl w:val="0"/>
               <w:numPr>
                 <w:ilvl w:val="0"/>
                 <w:numId w:val="12"/>
@@ -1882,6 +1914,7 @@
           <w:p>
             <w:pPr>
               <w:keepLines/>
+              <w:widowControl w:val="0"/>
               <w:jc w:val="both"/>
               <w:rPr>
                 <w:rFonts w:hint="default" w:ascii="Times New Roman Regular" w:hAnsi="Times New Roman Regular" w:cs="Times New Roman Regular"/>
@@ -1940,6 +1973,7 @@
           <w:p>
             <w:pPr>
               <w:keepLines/>
+              <w:widowControl w:val="0"/>
               <w:jc w:val="both"/>
               <w:rPr>
                 <w:rFonts w:hint="default" w:ascii="Times New Roman Regular" w:hAnsi="Times New Roman Regular" w:cs="Times New Roman Regular"/>
@@ -2142,6 +2176,7 @@
           <w:p>
             <w:pPr>
               <w:keepLines/>
+              <w:widowControl w:val="0"/>
               <w:jc w:val="center"/>
               <w:rPr>
                 <w:bCs/>
@@ -2166,6 +2201,7 @@
           <w:p>
             <w:pPr>
               <w:keepLines/>
+              <w:widowControl w:val="0"/>
               <w:jc w:val="center"/>
               <w:rPr>
                 <w:bCs/>
@@ -2192,6 +2228,7 @@
           <w:p>
             <w:pPr>
               <w:keepLines/>
+              <w:widowControl w:val="0"/>
               <w:jc w:val="both"/>
               <w:rPr>
                 <w:rFonts w:hint="default" w:ascii="Times New Roman Regular" w:hAnsi="Times New Roman Regular" w:cs="Times New Roman Regular"/>
@@ -2253,6 +2290,7 @@
           <w:p>
             <w:pPr>
               <w:keepLines/>
+              <w:widowControl w:val="0"/>
               <w:jc w:val="both"/>
               <w:rPr>
                 <w:rFonts w:hint="default" w:ascii="Times New Roman Regular" w:hAnsi="Times New Roman Regular" w:cs="Times New Roman Regular"/>
@@ -2311,6 +2349,7 @@
           <w:p>
             <w:pPr>
               <w:keepLines/>
+              <w:widowControl w:val="0"/>
               <w:jc w:val="both"/>
               <w:rPr>
                 <w:rFonts w:hint="default" w:ascii="Times New Roman Regular" w:hAnsi="Times New Roman Regular" w:cs="Times New Roman Regular"/>
@@ -2369,6 +2408,7 @@
           <w:p>
             <w:pPr>
               <w:keepLines/>
+              <w:widowControl w:val="0"/>
               <w:jc w:val="both"/>
               <w:rPr>
                 <w:rFonts w:hint="default" w:ascii="Times New Roman Regular" w:hAnsi="Times New Roman Regular" w:cs="Times New Roman Regular"/>
@@ -2395,6 +2435,7 @@
           <w:p>
             <w:pPr>
               <w:keepLines/>
+              <w:widowControl w:val="0"/>
               <w:numPr>
                 <w:ilvl w:val="0"/>
                 <w:numId w:val="13"/>
@@ -2422,6 +2463,7 @@
           <w:p>
             <w:pPr>
               <w:keepLines/>
+              <w:widowControl w:val="0"/>
               <w:numPr>
                 <w:ilvl w:val="0"/>
                 <w:numId w:val="13"/>
@@ -2449,6 +2491,7 @@
           <w:p>
             <w:pPr>
               <w:keepLines/>
+              <w:widowControl w:val="0"/>
               <w:numPr>
                 <w:ilvl w:val="0"/>
                 <w:numId w:val="13"/>
@@ -2476,6 +2519,7 @@
           <w:p>
             <w:pPr>
               <w:keepLines/>
+              <w:widowControl w:val="0"/>
               <w:numPr>
                 <w:ilvl w:val="0"/>
                 <w:numId w:val="13"/>
@@ -2503,6 +2547,7 @@
           <w:p>
             <w:pPr>
               <w:keepLines/>
+              <w:widowControl w:val="0"/>
               <w:numPr>
                 <w:ilvl w:val="0"/>
                 <w:numId w:val="13"/>
@@ -2530,6 +2575,7 @@
           <w:p>
             <w:pPr>
               <w:keepLines/>
+              <w:widowControl w:val="0"/>
               <w:numPr>
                 <w:ilvl w:val="0"/>
                 <w:numId w:val="13"/>
@@ -2567,6 +2613,7 @@
           <w:p>
             <w:pPr>
               <w:keepLines/>
+              <w:widowControl w:val="0"/>
               <w:jc w:val="both"/>
               <w:rPr>
                 <w:rFonts w:hint="default" w:ascii="Times New Roman Regular" w:hAnsi="Times New Roman Regular" w:cs="Times New Roman Regular"/>
@@ -2625,6 +2672,7 @@
           <w:p>
             <w:pPr>
               <w:keepLines/>
+              <w:widowControl w:val="0"/>
               <w:jc w:val="both"/>
               <w:rPr>
                 <w:rFonts w:hint="default" w:ascii="Times New Roman Regular" w:hAnsi="Times New Roman Regular" w:cs="Times New Roman Regular"/>
@@ -2750,6 +2798,7 @@
         <w:pageBreakBefore w:val="0"/>
         <w:widowControl/>
         <w:numPr>
+          <w:ilvl w:val="0"/>
           <w:numId w:val="0"/>
         </w:numPr>
         <w:tabs>
@@ -2983,6 +3032,8 @@
         </w:rPr>
         <w:t>Построение диаграммы классов</w:t>
       </w:r>
+      <w:bookmarkStart w:id="0" w:name="_GoBack"/>
+      <w:bookmarkEnd w:id="0"/>
     </w:p>
     <w:p>
       <w:pPr>
@@ -2991,6 +3042,7 @@
         <w:pageBreakBefore w:val="0"/>
         <w:widowControl/>
         <w:numPr>
+          <w:ilvl w:val="0"/>
           <w:numId w:val="0"/>
         </w:numPr>
         <w:tabs>
@@ -3063,8 +3115,6 @@
           </wp:inline>
         </w:drawing>
       </w:r>
-      <w:bookmarkStart w:id="0" w:name="_GoBack"/>
-      <w:bookmarkEnd w:id="0"/>
     </w:p>
     <w:p>
       <w:pPr>
@@ -3171,6 +3221,7 @@
         <w:pageBreakBefore w:val="0"/>
         <w:widowControl/>
         <w:numPr>
+          <w:ilvl w:val="0"/>
           <w:numId w:val="0"/>
         </w:numPr>
         <w:tabs>
